--- a/arb/docx/46.content.docx
+++ b/arb/docx/46.content.docx
@@ -9,6 +9,8 @@
       </w:pPr>
       <w:r>
         <w:rPr>
+          <w:rtl/>
+          <w:cs/>
           <w:lang w:val="ar_AE" w:bidi="ar_AE"/>
         </w:rPr>
       </w:r>
@@ -20,12 +22,16 @@
       </w:pPr>
       <w:r>
         <w:rPr>
+          <w:rtl/>
+          <w:cs/>
           <w:lang w:val="ar_AE" w:bidi="ar_AE"/>
         </w:rPr>
         <w:t>Resource: Biblica Study Notes</w:t>
       </w:r>
       <w:r>
         <w:rPr>
+          <w:rtl/>
+          <w:cs/>
           <w:lang w:val="ar_AE" w:bidi="ar_AE"/>
         </w:rPr>
       </w:r>
@@ -36,53 +42,71 @@
       </w:pPr>
       <w:r>
         <w:rPr>
+          <w:rtl/>
+          <w:cs/>
           <w:lang w:val="ar_AE" w:bidi="ar_AE"/>
         </w:rPr>
       </w:r>
       <w:r>
         <w:rPr>
           <w:b/>
+          <w:rtl/>
+          <w:cs/>
           <w:lang w:val="ar_AE" w:bidi="ar_AE"/>
         </w:rPr>
         <w:t>Biblica Study Notes (Book Intros)</w:t>
       </w:r>
       <w:r>
         <w:rPr>
+          <w:rtl/>
+          <w:cs/>
           <w:lang w:val="ar_AE" w:bidi="ar_AE"/>
         </w:rPr>
         <w:t xml:space="preserve"> © 2023 Biblica Inc. Released under CC BY-SA 4.0 license. </w:t>
       </w:r>
       <w:r>
         <w:rPr>
+          <w:rtl/>
+          <w:cs/>
           <w:lang w:val="ar_AE" w:bidi="ar_AE"/>
         </w:rPr>
         <w:t>Biblica Study Notes</w:t>
       </w:r>
       <w:r>
         <w:rPr>
+          <w:rtl/>
+          <w:cs/>
           <w:lang w:val="ar_AE" w:bidi="ar_AE"/>
         </w:rPr>
         <w:t xml:space="preserve"> has been adapted in the following languages: Tok Pisin, Arabic (عربي), French (Français), Hindi (हिंदी), Indonesian (Bahasa Indonesia), Portuguese (Português), Russian (Русский), Spanish (Español), Swahili (Kiswahili), and Simplified Chinese (简体中文)from </w:t>
       </w:r>
       <w:r>
         <w:rPr>
+          <w:rtl/>
+          <w:cs/>
           <w:lang w:val="ar_AE" w:bidi="ar_AE"/>
         </w:rPr>
         <w:t>Biblica Study Notes</w:t>
       </w:r>
       <w:r>
         <w:rPr>
+          <w:rtl/>
+          <w:cs/>
           <w:lang w:val="ar_AE" w:bidi="ar_AE"/>
         </w:rPr>
         <w:t xml:space="preserve"> © 2023 Biblica Inc. Released under CC BY-SA 4.0 license by Mission Mutual</w:t>
       </w:r>
       <w:r>
         <w:rPr>
-          <w:lang w:val="ar_AE" w:bidi="ar_AE"/>
-        </w:rPr>
-      </w:r>
-      <w:r>
-        <w:rPr>
+          <w:rtl/>
+          <w:cs/>
+          <w:lang w:val="ar_AE" w:bidi="ar_AE"/>
+        </w:rPr>
+      </w:r>
+      <w:r>
+        <w:rPr>
+          <w:rtl/>
+          <w:cs/>
           <w:lang w:val="ar_AE" w:bidi="ar_AE"/>
         </w:rPr>
       </w:r>
@@ -94,6 +118,8 @@
       </w:pPr>
       <w:r>
         <w:rPr>
+          <w:rtl/>
+          <w:cs/>
           <w:lang w:val="ar_AE" w:bidi="ar_AE"/>
         </w:rPr>
         <w:t>Biblica Study Notes</w:t>
@@ -123,6 +149,8 @@
       </w:pPr>
       <w:r>
         <w:rPr>
+          <w:rtl/>
+          <w:cs/>
           <w:lang w:val="ar_AE" w:bidi="ar_AE"/>
         </w:rPr>
       </w:r>
@@ -134,12 +162,16 @@
       </w:pPr>
       <w:r>
         <w:rPr>
+          <w:rtl/>
+          <w:cs/>
           <w:lang w:val="ar_AE" w:bidi="ar_AE"/>
         </w:rPr>
         <w:t>1CO</w:t>
       </w:r>
       <w:r>
         <w:rPr>
+          <w:rtl/>
+          <w:cs/>
           <w:lang w:val="ar_AE" w:bidi="ar_AE"/>
         </w:rPr>
       </w:r>
@@ -150,22 +182,30 @@
       </w:pPr>
       <w:r>
         <w:rPr>
-          <w:lang w:val="ar_AE" w:bidi="ar_AE"/>
-        </w:rPr>
-      </w:r>
-      <w:r>
-        <w:rPr>
+          <w:rtl/>
+          <w:cs/>
+          <w:lang w:val="ar_AE" w:bidi="ar_AE"/>
+        </w:rPr>
+      </w:r>
+      <w:r>
+        <w:rPr>
+          <w:rtl/>
+          <w:cs/>
           <w:lang w:val="ar_AE" w:bidi="ar_AE"/>
         </w:rPr>
         <w:t xml:space="preserve"> </w:t>
       </w:r>
       <w:r>
         <w:rPr>
-          <w:lang w:val="ar_AE" w:bidi="ar_AE"/>
-        </w:rPr>
-      </w:r>
-      <w:r>
-        <w:rPr>
+          <w:rtl/>
+          <w:cs/>
+          <w:lang w:val="ar_AE" w:bidi="ar_AE"/>
+        </w:rPr>
+      </w:r>
+      <w:r>
+        <w:rPr>
+          <w:rtl/>
+          <w:cs/>
           <w:lang w:val="ar_AE" w:bidi="ar_AE"/>
         </w:rPr>
       </w:r>
@@ -191,6 +231,8 @@
       </w:pPr>
       <w:r>
         <w:rPr>
+          <w:rtl/>
+          <w:cs/>
           <w:lang w:val="ar_AE" w:bidi="ar_AE"/>
         </w:rPr>
       </w:r>
@@ -202,12 +244,16 @@
       </w:pPr>
       <w:r>
         <w:rPr>
+          <w:rtl/>
+          <w:cs/>
           <w:lang w:val="ar_AE" w:bidi="ar_AE"/>
         </w:rPr>
         <w:t>كورنثوس الأولى</w:t>
       </w:r>
       <w:r>
         <w:rPr>
+          <w:rtl/>
+          <w:cs/>
           <w:lang w:val="ar_AE" w:bidi="ar_AE"/>
         </w:rPr>
       </w:r>
@@ -218,12 +264,16 @@
       </w:pPr>
       <w:r>
         <w:rPr>
+          <w:rtl/>
+          <w:cs/>
           <w:lang w:val="ar_AE" w:bidi="ar_AE"/>
         </w:rPr>
       </w:r>
       <w:r>
         <w:rPr>
           <w:b/>
+          <w:rtl/>
+          <w:cs/>
           <w:lang w:val="ar_AE" w:bidi="ar_AE"/>
         </w:rPr>
         <w:t>ما هي رسالة كورنثوس الأولى؟</w:t>
@@ -238,11 +288,15 @@
       </w:pPr>
       <w:r>
         <w:rPr>
-          <w:lang w:val="ar_AE" w:bidi="ar_AE"/>
-        </w:rPr>
-      </w:r>
-      <w:r>
-        <w:rPr>
+          <w:rtl/>
+          <w:cs/>
+          <w:lang w:val="ar_AE" w:bidi="ar_AE"/>
+        </w:rPr>
+      </w:r>
+      <w:r>
+        <w:rPr>
+          <w:rtl/>
+          <w:cs/>
           <w:lang w:val="ar_AE" w:bidi="ar_AE"/>
         </w:rPr>
         <w:t>رسالة كورنثوس الأولى هي رسالة من الرسول بولس. وقد ساعده سوستانيس في كتابتها.</w:t>
@@ -257,11 +311,15 @@
       </w:pPr>
       <w:r>
         <w:rPr>
-          <w:lang w:val="ar_AE" w:bidi="ar_AE"/>
-        </w:rPr>
-      </w:r>
-      <w:r>
-        <w:rPr>
+          <w:rtl/>
+          <w:cs/>
+          <w:lang w:val="ar_AE" w:bidi="ar_AE"/>
+        </w:rPr>
+      </w:r>
+      <w:r>
+        <w:rPr>
+          <w:rtl/>
+          <w:cs/>
           <w:lang w:val="ar_AE" w:bidi="ar_AE"/>
         </w:rPr>
         <w:t>كتب بولس هذه الرسالة قُرب نهاية رحلته الثالثة. ويُعتقد أنه كتبها حوالي عام 55 ميلادي.</w:t>
@@ -276,11 +334,15 @@
       </w:pPr>
       <w:r>
         <w:rPr>
-          <w:lang w:val="ar_AE" w:bidi="ar_AE"/>
-        </w:rPr>
-      </w:r>
-      <w:r>
-        <w:rPr>
+          <w:rtl/>
+          <w:cs/>
+          <w:lang w:val="ar_AE" w:bidi="ar_AE"/>
+        </w:rPr>
+      </w:r>
+      <w:r>
+        <w:rPr>
+          <w:rtl/>
+          <w:cs/>
           <w:lang w:val="ar_AE" w:bidi="ar_AE"/>
         </w:rPr>
         <w:t>يتضمن العهد الجديد رسالتين من بولس إلى الكنيسة في كورنثوس. هذه هي الرسالة الأولى.</w:t>
@@ -292,12 +354,16 @@
       </w:pPr>
       <w:r>
         <w:rPr>
+          <w:rtl/>
+          <w:cs/>
           <w:lang w:val="ar_AE" w:bidi="ar_AE"/>
         </w:rPr>
       </w:r>
       <w:r>
         <w:rPr>
           <w:b/>
+          <w:rtl/>
+          <w:cs/>
           <w:lang w:val="ar_AE" w:bidi="ar_AE"/>
         </w:rPr>
         <w:t>لمن كُتبت رسالة كورنثوس الأولى؟</w:t>
@@ -312,11 +378,15 @@
       </w:pPr>
       <w:r>
         <w:rPr>
-          <w:lang w:val="ar_AE" w:bidi="ar_AE"/>
-        </w:rPr>
-      </w:r>
-      <w:r>
-        <w:rPr>
+          <w:rtl/>
+          <w:cs/>
+          <w:lang w:val="ar_AE" w:bidi="ar_AE"/>
+        </w:rPr>
+      </w:r>
+      <w:r>
+        <w:rPr>
+          <w:rtl/>
+          <w:cs/>
           <w:lang w:val="ar_AE" w:bidi="ar_AE"/>
         </w:rPr>
         <w:t>إلى المؤمنين في مدينة كورنثوس. كان بعضهم من اليهود ولكن معظمهم كانوا من الأمم. وقد كان بعضهم أثرياء والبعض الآخر فقراء. ولم يدرس الكثير منهم العهد القديم.</w:t>
@@ -331,11 +401,15 @@
       </w:pPr>
       <w:r>
         <w:rPr>
-          <w:lang w:val="ar_AE" w:bidi="ar_AE"/>
-        </w:rPr>
-      </w:r>
-      <w:r>
-        <w:rPr>
+          <w:rtl/>
+          <w:cs/>
+          <w:lang w:val="ar_AE" w:bidi="ar_AE"/>
+        </w:rPr>
+      </w:r>
+      <w:r>
+        <w:rPr>
+          <w:rtl/>
+          <w:cs/>
           <w:lang w:val="ar_AE" w:bidi="ar_AE"/>
         </w:rPr>
         <w:t>تمت قراءة الرسالة بصوت عالٍ في الكنائس في جميع أنحاء منطقة كورنثوس.</w:t>
@@ -350,11 +424,15 @@
       </w:pPr>
       <w:r>
         <w:rPr>
-          <w:lang w:val="ar_AE" w:bidi="ar_AE"/>
-        </w:rPr>
-      </w:r>
-      <w:r>
-        <w:rPr>
+          <w:rtl/>
+          <w:cs/>
+          <w:lang w:val="ar_AE" w:bidi="ar_AE"/>
+        </w:rPr>
+      </w:r>
+      <w:r>
+        <w:rPr>
+          <w:rtl/>
+          <w:cs/>
           <w:lang w:val="ar_AE" w:bidi="ar_AE"/>
         </w:rPr>
         <w:t>يدرك أتباع يسوع أن رسالة كورنثوس الأولى تشارك الحق عن يسوع. لذلك فهي لجميع الناس في كل مكان.</w:t>
@@ -366,12 +444,16 @@
       </w:pPr>
       <w:r>
         <w:rPr>
+          <w:rtl/>
+          <w:cs/>
           <w:lang w:val="ar_AE" w:bidi="ar_AE"/>
         </w:rPr>
       </w:r>
       <w:r>
         <w:rPr>
           <w:b/>
+          <w:rtl/>
+          <w:cs/>
           <w:lang w:val="ar_AE" w:bidi="ar_AE"/>
         </w:rPr>
         <w:t>لماذا كُتبت رسالة كورنثوس الأولى؟</w:t>
@@ -386,11 +468,15 @@
       </w:pPr>
       <w:r>
         <w:rPr>
-          <w:lang w:val="ar_AE" w:bidi="ar_AE"/>
-        </w:rPr>
-      </w:r>
-      <w:r>
-        <w:rPr>
+          <w:rtl/>
+          <w:cs/>
+          <w:lang w:val="ar_AE" w:bidi="ar_AE"/>
+        </w:rPr>
+      </w:r>
+      <w:r>
+        <w:rPr>
+          <w:rtl/>
+          <w:cs/>
           <w:lang w:val="ar_AE" w:bidi="ar_AE"/>
         </w:rPr>
         <w:t>للإجابة على الأسئلة التي كان قد طرحها المؤمنون في الكنيسة في كورنثوس على بولس. حيث قد كتبوا له رسائل حول المشاكل في كنيستهم.</w:t>
@@ -405,11 +491,15 @@
       </w:pPr>
       <w:r>
         <w:rPr>
-          <w:lang w:val="ar_AE" w:bidi="ar_AE"/>
-        </w:rPr>
-      </w:r>
-      <w:r>
-        <w:rPr>
+          <w:rtl/>
+          <w:cs/>
+          <w:lang w:val="ar_AE" w:bidi="ar_AE"/>
+        </w:rPr>
+      </w:r>
+      <w:r>
+        <w:rPr>
+          <w:rtl/>
+          <w:cs/>
           <w:lang w:val="ar_AE" w:bidi="ar_AE"/>
         </w:rPr>
         <w:t>لتشجيع المؤمنين في كورنثوس.</w:t>
@@ -421,12 +511,16 @@
       </w:pPr>
       <w:r>
         <w:rPr>
+          <w:rtl/>
+          <w:cs/>
           <w:lang w:val="ar_AE" w:bidi="ar_AE"/>
         </w:rPr>
       </w:r>
       <w:r>
         <w:rPr>
           <w:b/>
+          <w:rtl/>
+          <w:cs/>
           <w:lang w:val="ar_AE" w:bidi="ar_AE"/>
         </w:rPr>
         <w:t>الأفكار الرئيسية</w:t>
@@ -441,11 +535,15 @@
       </w:pPr>
       <w:r>
         <w:rPr>
-          <w:lang w:val="ar_AE" w:bidi="ar_AE"/>
-        </w:rPr>
-      </w:r>
-      <w:r>
-        <w:rPr>
+          <w:rtl/>
+          <w:cs/>
+          <w:lang w:val="ar_AE" w:bidi="ar_AE"/>
+        </w:rPr>
+      </w:r>
+      <w:r>
+        <w:rPr>
+          <w:rtl/>
+          <w:cs/>
           <w:lang w:val="ar_AE" w:bidi="ar_AE"/>
         </w:rPr>
         <w:t>الحياة المُقَدَّسة والعيش بسلام مع المؤمنين الآخرين.</w:t>
@@ -460,11 +558,15 @@
       </w:pPr>
       <w:r>
         <w:rPr>
-          <w:lang w:val="ar_AE" w:bidi="ar_AE"/>
-        </w:rPr>
-      </w:r>
-      <w:r>
-        <w:rPr>
+          <w:rtl/>
+          <w:cs/>
+          <w:lang w:val="ar_AE" w:bidi="ar_AE"/>
+        </w:rPr>
+      </w:r>
+      <w:r>
+        <w:rPr>
+          <w:rtl/>
+          <w:cs/>
           <w:lang w:val="ar_AE" w:bidi="ar_AE"/>
         </w:rPr>
         <w:t>الحفاظ على النظام في خدمات العبادة وأثناء عشاء الرب.</w:t>
@@ -479,11 +581,15 @@
       </w:pPr>
       <w:r>
         <w:rPr>
-          <w:lang w:val="ar_AE" w:bidi="ar_AE"/>
-        </w:rPr>
-      </w:r>
-      <w:r>
-        <w:rPr>
+          <w:rtl/>
+          <w:cs/>
+          <w:lang w:val="ar_AE" w:bidi="ar_AE"/>
+        </w:rPr>
+      </w:r>
+      <w:r>
+        <w:rPr>
+          <w:rtl/>
+          <w:cs/>
           <w:lang w:val="ar_AE" w:bidi="ar_AE"/>
         </w:rPr>
         <w:t>كيفية استخدام مواهب الروح القدس.</w:t>
@@ -498,11 +604,15 @@
       </w:pPr>
       <w:r>
         <w:rPr>
-          <w:lang w:val="ar_AE" w:bidi="ar_AE"/>
-        </w:rPr>
-      </w:r>
-      <w:r>
-        <w:rPr>
+          <w:rtl/>
+          <w:cs/>
+          <w:lang w:val="ar_AE" w:bidi="ar_AE"/>
+        </w:rPr>
+      </w:r>
+      <w:r>
+        <w:rPr>
+          <w:rtl/>
+          <w:cs/>
           <w:lang w:val="ar_AE" w:bidi="ar_AE"/>
         </w:rPr>
         <w:t>الحقيقة حول قيامة الرب يسوع من الموت.</w:t>
@@ -514,12 +624,16 @@
       </w:pPr>
       <w:r>
         <w:rPr>
+          <w:rtl/>
+          <w:cs/>
           <w:lang w:val="ar_AE" w:bidi="ar_AE"/>
         </w:rPr>
       </w:r>
       <w:r>
         <w:rPr>
           <w:b/>
+          <w:rtl/>
+          <w:cs/>
           <w:lang w:val="ar_AE" w:bidi="ar_AE"/>
         </w:rPr>
         <w:t>مخطط السفر</w:t>
@@ -531,12 +645,16 @@
       </w:pPr>
       <w:r>
         <w:rPr>
+          <w:rtl/>
+          <w:cs/>
           <w:lang w:val="ar_AE" w:bidi="ar_AE"/>
         </w:rPr>
       </w:r>
       <w:r>
         <w:rPr>
           <w:b/>
+          <w:rtl/>
+          <w:cs/>
           <w:lang w:val="ar_AE" w:bidi="ar_AE"/>
         </w:rPr>
         <w:t>تحيات (1:1–9).</w:t>
@@ -548,12 +666,16 @@
       </w:pPr>
       <w:r>
         <w:rPr>
+          <w:rtl/>
+          <w:cs/>
           <w:lang w:val="ar_AE" w:bidi="ar_AE"/>
         </w:rPr>
       </w:r>
       <w:r>
         <w:rPr>
           <w:b/>
+          <w:rtl/>
+          <w:cs/>
           <w:lang w:val="ar_AE" w:bidi="ar_AE"/>
         </w:rPr>
         <w:t>المشاكل في كورنثوس (1:10 – 6:20).</w:t>
@@ -565,12 +687,16 @@
       </w:pPr>
       <w:r>
         <w:rPr>
+          <w:rtl/>
+          <w:cs/>
           <w:lang w:val="ar_AE" w:bidi="ar_AE"/>
         </w:rPr>
       </w:r>
       <w:r>
         <w:rPr>
           <w:b/>
+          <w:rtl/>
+          <w:cs/>
           <w:lang w:val="ar_AE" w:bidi="ar_AE"/>
         </w:rPr>
         <w:t>بولس يجيب على أسئلة المؤمنين في كورنثوس (7 - 14).</w:t>
@@ -582,12 +708,16 @@
       </w:pPr>
       <w:r>
         <w:rPr>
+          <w:rtl/>
+          <w:cs/>
           <w:lang w:val="ar_AE" w:bidi="ar_AE"/>
         </w:rPr>
       </w:r>
       <w:r>
         <w:rPr>
           <w:b/>
+          <w:rtl/>
+          <w:cs/>
           <w:lang w:val="ar_AE" w:bidi="ar_AE"/>
         </w:rPr>
         <w:t>قيامة يسوع من بين الأموات (15).</w:t>
@@ -599,23 +729,31 @@
       </w:pPr>
       <w:r>
         <w:rPr>
+          <w:rtl/>
+          <w:cs/>
           <w:lang w:val="ar_AE" w:bidi="ar_AE"/>
         </w:rPr>
       </w:r>
       <w:r>
         <w:rPr>
           <w:b/>
+          <w:rtl/>
+          <w:cs/>
           <w:lang w:val="ar_AE" w:bidi="ar_AE"/>
         </w:rPr>
         <w:t>بولس يشارك التحيات ويُودِّعهم (16).</w:t>
       </w:r>
       <w:r>
         <w:rPr>
-          <w:lang w:val="ar_AE" w:bidi="ar_AE"/>
-        </w:rPr>
-      </w:r>
-      <w:r>
-        <w:rPr>
+          <w:rtl/>
+          <w:cs/>
+          <w:lang w:val="ar_AE" w:bidi="ar_AE"/>
+        </w:rPr>
+      </w:r>
+      <w:r>
+        <w:rPr>
+          <w:rtl/>
+          <w:cs/>
           <w:lang w:val="ar_AE" w:bidi="ar_AE"/>
         </w:rPr>
       </w:r>
